--- a/SDS1_l1_handouts_svarark-billede.docx
+++ b/SDS1_l1_handouts_svarark-billede.docx
@@ -2,6 +2,23 @@
 <file path=word/document.xml><?xml version="1.0" encoding="utf-8"?>
 <w:document xmlns:wpc="http://schemas.microsoft.com/office/word/2010/wordprocessingCanvas" xmlns:cx="http://schemas.microsoft.com/office/drawing/2014/chartex" xmlns:cx1="http://schemas.microsoft.com/office/drawing/2015/9/8/chartex" xmlns:cx2="http://schemas.microsoft.com/office/drawing/2015/10/21/chartex" xmlns:cx3="http://schemas.microsoft.com/office/drawing/2016/5/9/chartex" xmlns:cx4="http://schemas.microsoft.com/office/drawing/2016/5/10/chartex" xmlns:cx5="http://schemas.microsoft.com/office/drawing/2016/5/11/chartex" xmlns:cx6="http://schemas.microsoft.com/office/drawing/2016/5/12/chartex" xmlns:cx7="http://schemas.microsoft.com/office/drawing/2016/5/13/chartex" xmlns:cx8="http://schemas.microsoft.com/office/drawing/2016/5/14/chartex" xmlns:mc="http://schemas.openxmlformats.org/markup-compatibility/2006" xmlns:m="http://schemas.openxmlformats.org/officeDocument/2006/math" xmlns:aink="http://schemas.microsoft.com/office/drawing/2016/ink" xmlns:am3d="http://schemas.microsoft.com/office/drawing/2017/model3d" xmlns:oel="http://schemas.microsoft.com/office/2019/extlst" xmlns:r="http://schemas.openxmlformats.org/officeDocument/2006/relationships" xmlns:wp14="http://schemas.microsoft.com/office/word/2010/wordprocessingDrawing" xmlns:wp="http://schemas.openxmlformats.org/drawingml/2006/wordprocessingDrawing" xmlns:wpg="http://schemas.microsoft.com/office/word/2010/wordprocessingGroup" xmlns:wpi="http://schemas.microsoft.com/office/word/2010/wordprocessingInk" xmlns:wps="http://schemas.microsoft.com/office/word/2010/wordprocessingShape" xmlns:o="urn:schemas-microsoft-com:office:office" xmlns:v="urn:schemas-microsoft-com:vml" xmlns:w10="urn:schemas-microsoft-com:office:word" xmlns:w="http://schemas.openxmlformats.org/wordprocessingml/2006/main" xmlns:w14="http://schemas.microsoft.com/office/word/2010/wordml" xmlns:w15="http://schemas.microsoft.com/office/word/2012/wordml" xmlns:w16cex="http://schemas.microsoft.com/office/word/2018/wordml/cex" xmlns:w16cid="http://schemas.microsoft.com/office/word/2016/wordml/cid" xmlns:w16="http://schemas.microsoft.com/office/word/2018/wordml" xmlns:w16sdtdh="http://schemas.microsoft.com/office/word/2020/wordml/sdtdatahash" xmlns:w16sdtfl="http://schemas.microsoft.com/office/word/2024/wordml/sdtformatlock" xmlns:w16se="http://schemas.microsoft.com/office/word/2015/wordml/symex" xmlns:w16du="http://schemas.microsoft.com/office/word/2023/wordml/word16du" xmlns:wne="http://schemas.microsoft.com/office/word/2006/wordml" mc:Ignorable="w14 w15 w16se w16cid w16 w16cex w16sdtdh w16sdtfl w16du wp14">
   <w:body>
+    <w:p>
+      <w:pPr>
+        <w:pStyle w:val="p1"/>
+      </w:pPr>
+      <w:r>
+        <w:rPr>
+          <w:color w:val="000000" w:themeColor="text1"/>
+        </w:rPr>
+        <w:t>“Svarark”:</w:t>
+      </w:r>
+      <w:r>
+        <w:t xml:space="preserve"> </w:t>
+      </w:r>
+      <w:r>
+        <w:t>Fra verden til tabel (2)</w:t>
+      </w:r>
+    </w:p>
     <w:p>
       <w:pPr>
         <w:pStyle w:val="Heading2"/>
@@ -11,7 +28,7 @@
           <w:noProof/>
         </w:rPr>
         <w:drawing>
-          <wp:anchor distT="0" distB="0" distL="114300" distR="114300" simplePos="0" relativeHeight="251659264" behindDoc="0" locked="0" layoutInCell="1" allowOverlap="1" wp14:anchorId="78CF69DA" wp14:editId="30572ACA">
+          <wp:anchor distT="0" distB="0" distL="114300" distR="114300" simplePos="0" relativeHeight="251659264" behindDoc="0" locked="0" layoutInCell="1" allowOverlap="1" wp14:anchorId="78CF69DA" wp14:editId="5F3CA31A">
             <wp:simplePos x="0" y="0"/>
             <wp:positionH relativeFrom="column">
               <wp:posOffset>1604929</wp:posOffset>
@@ -112,15 +129,27 @@
         </w:rPr>
         <w:t>“</w:t>
       </w:r>
+      <w:proofErr w:type="spellStart"/>
       <w:r>
         <w:rPr>
           <w:rFonts w:ascii="Andale Mono" w:hAnsi="Andale Mono"/>
           <w:color w:val="ADADAD" w:themeColor="background2" w:themeShade="BF"/>
           <w:sz w:val="13"/>
           <w:szCs w:val="13"/>
-          <w:lang w:val="en-US"/>
+          <w:lang w:val="da-DK"/>
         </w:rPr>
-        <w:t>Walden Kirsch, 1957</w:t>
+        <w:t>Walden</w:t>
+      </w:r>
+      <w:proofErr w:type="spellEnd"/>
+      <w:r>
+        <w:rPr>
+          <w:rFonts w:ascii="Andale Mono" w:hAnsi="Andale Mono"/>
+          <w:color w:val="ADADAD" w:themeColor="background2" w:themeShade="BF"/>
+          <w:sz w:val="13"/>
+          <w:szCs w:val="13"/>
+          <w:lang w:val="da-DK"/>
+        </w:rPr>
+        <w:t xml:space="preserve"> Kirsch, 1957</w:t>
       </w:r>
       <w:r>
         <w:rPr>
@@ -143,7 +172,7 @@
           <w:color w:val="ADADAD" w:themeColor="background2" w:themeShade="BF"/>
           <w:sz w:val="13"/>
           <w:szCs w:val="13"/>
-          <w:lang w:val="en-US"/>
+          <w:lang w:val="da-DK"/>
         </w:rPr>
         <w:t>176 × 176 pixels.</w:t>
       </w:r>
@@ -226,12 +255,6 @@
         <w:gridCol w:w="4816"/>
       </w:tblGrid>
       <w:tr>
-        <w:tblPrEx>
-          <w:tblCellMar>
-            <w:top w:w="0" w:type="dxa"/>
-            <w:bottom w:w="0" w:type="dxa"/>
-          </w:tblCellMar>
-        </w:tblPrEx>
         <w:trPr>
           <w:trHeight w:val="460"/>
         </w:trPr>
@@ -391,12 +414,6 @@
         </w:tc>
       </w:tr>
       <w:tr>
-        <w:tblPrEx>
-          <w:tblCellMar>
-            <w:top w:w="0" w:type="dxa"/>
-            <w:bottom w:w="0" w:type="dxa"/>
-          </w:tblCellMar>
-        </w:tblPrEx>
         <w:trPr>
           <w:trHeight w:val="460"/>
         </w:trPr>
@@ -551,12 +568,6 @@
         </w:tc>
       </w:tr>
       <w:tr>
-        <w:tblPrEx>
-          <w:tblCellMar>
-            <w:top w:w="0" w:type="dxa"/>
-            <w:bottom w:w="0" w:type="dxa"/>
-          </w:tblCellMar>
-        </w:tblPrEx>
         <w:trPr>
           <w:trHeight w:val="460"/>
         </w:trPr>
@@ -707,12 +718,6 @@
         </w:tc>
       </w:tr>
       <w:tr>
-        <w:tblPrEx>
-          <w:tblCellMar>
-            <w:top w:w="0" w:type="dxa"/>
-            <w:bottom w:w="0" w:type="dxa"/>
-          </w:tblCellMar>
-        </w:tblPrEx>
         <w:trPr>
           <w:trHeight w:val="460"/>
         </w:trPr>
@@ -864,12 +869,6 @@
         </w:tc>
       </w:tr>
       <w:tr>
-        <w:tblPrEx>
-          <w:tblCellMar>
-            <w:top w:w="0" w:type="dxa"/>
-            <w:bottom w:w="0" w:type="dxa"/>
-          </w:tblCellMar>
-        </w:tblPrEx>
         <w:trPr>
           <w:trHeight w:val="460"/>
         </w:trPr>
@@ -1032,12 +1031,6 @@
         </w:tc>
       </w:tr>
       <w:tr>
-        <w:tblPrEx>
-          <w:tblCellMar>
-            <w:top w:w="0" w:type="dxa"/>
-            <w:bottom w:w="0" w:type="dxa"/>
-          </w:tblCellMar>
-        </w:tblPrEx>
         <w:trPr>
           <w:trHeight w:val="460"/>
         </w:trPr>
@@ -1184,12 +1177,6 @@
         </w:tc>
       </w:tr>
       <w:tr>
-        <w:tblPrEx>
-          <w:tblCellMar>
-            <w:top w:w="0" w:type="dxa"/>
-            <w:bottom w:w="0" w:type="dxa"/>
-          </w:tblCellMar>
-        </w:tblPrEx>
         <w:trPr>
           <w:trHeight w:val="460"/>
         </w:trPr>
@@ -1336,12 +1323,6 @@
         </w:tc>
       </w:tr>
       <w:tr>
-        <w:tblPrEx>
-          <w:tblCellMar>
-            <w:top w:w="0" w:type="dxa"/>
-            <w:bottom w:w="0" w:type="dxa"/>
-          </w:tblCellMar>
-        </w:tblPrEx>
         <w:trPr>
           <w:trHeight w:val="460"/>
         </w:trPr>
@@ -1530,13 +1511,7 @@
         <w:rPr>
           <w:rFonts w:eastAsia="Consolas"/>
         </w:rPr>
-        <w:t>Mulighed 1</w:t>
-      </w:r>
-      <w:r>
-        <w:rPr>
-          <w:rFonts w:eastAsia="Consolas"/>
-        </w:rPr>
-        <w:t xml:space="preserve"> -------------------------------------</w:t>
+        <w:t>Mulighed 1 -------------------------------------</w:t>
       </w:r>
     </w:p>
     <w:p/>
@@ -2045,19 +2020,7 @@
         <w:rPr>
           <w:rFonts w:eastAsia="Consolas"/>
         </w:rPr>
-        <w:t xml:space="preserve">Mulighed </w:t>
-      </w:r>
-      <w:r>
-        <w:rPr>
-          <w:rFonts w:eastAsia="Consolas"/>
-        </w:rPr>
-        <w:t>2</w:t>
-      </w:r>
-      <w:r>
-        <w:rPr>
-          <w:rFonts w:eastAsia="Consolas"/>
-        </w:rPr>
-        <w:t xml:space="preserve"> -------------------------------------</w:t>
+        <w:t>Mulighed 2 -------------------------------------</w:t>
       </w:r>
     </w:p>
     <w:p/>
@@ -3579,6 +3542,11 @@
           <w:docPartUnique/>
         </w:docPartObj>
       </w:sdtPr>
+      <w:sdtEndPr>
+        <w:rPr>
+          <w:rStyle w:val="PageNumber"/>
+        </w:rPr>
+      </w:sdtEndPr>
       <w:sdtContent>
         <w:r>
           <w:rPr>
@@ -5580,6 +5548,23 @@
       </w:rPr>
     </w:tblStylePr>
   </w:style>
+  <w:style w:type="paragraph" w:customStyle="1" w:styleId="p1">
+    <w:name w:val="p1"/>
+    <w:basedOn w:val="Normal"/>
+    <w:rsid w:val="008F71A2"/>
+    <w:pPr>
+      <w:spacing w:after="0" w:line="240" w:lineRule="auto"/>
+    </w:pPr>
+    <w:rPr>
+      <w:rFonts w:ascii="Andale Mono" w:eastAsia="Times New Roman" w:hAnsi="Andale Mono" w:cs="Times New Roman"/>
+      <w:color w:val="000000"/>
+      <w:kern w:val="0"/>
+      <w:sz w:val="30"/>
+      <w:szCs w:val="30"/>
+      <w:lang w:eastAsia="en-GB"/>
+      <w14:ligatures w14:val="none"/>
+    </w:rPr>
+  </w:style>
 </w:styles>
 </file>
 
